--- a/plantillas/notarial/D1-NOT_Dictamen_Sujecion_Normativa_v1.docx
+++ b/plantillas/notarial/D1-NOT_Dictamen_Sujecion_Normativa_v1.docx
@@ -1170,7 +1170,7 @@
           <w:sz w:val="21"/>
           <w:szCs w:val="21"/>
         </w:rPr>
-        <w:t xml:space="preserve">Conforme al reforzamiento introducido por la reforma de julio 2025 a la Fracción XII, el notario debe identificar al beneficiario controlador del acto jurídico aun cuando este no tenga relación directa y aparente con el cliente que comparece ante la fe pública — obligación que no tiene equivalente exacto en el régimen de compraventa inmobiliaria (Fracción V), donde el comprador suele coincidir con el beneficiario final de la operación.</w:t>
+        <w:t xml:space="preserve">Conforme al artículo 18, fracción III, de la Ley (reforma de julio 2025), cuando el cliente sea persona moral, fideicomiso u otra figura jurídica el notario debe recabar los documentos que permitan identificar a su beneficiario controlador y, cuando sea persona física, debe recabar la declaración acerca de si tiene o no conocimiento de la existencia de un beneficiario controlador y, en su caso, la documentación que permita identificarlo (con las exenciones del artículo 23 Quinquies 2 de las RCG) — obligación que no tiene equivalente exacto en el régimen de compraventa inmobiliaria (Fracción V), donde el comprador suele coincidir con el beneficiario final de la operación.</w:t>
       </w:r>
     </w:p>
     <w:p>
@@ -1230,7 +1230,7 @@
           <w:sz w:val="21"/>
           <w:szCs w:val="21"/>
         </w:rPr>
-        <w:t xml:space="preserve">La multa general por omisión de avisos (Art. 53, fracc. VI) o por participar en operaciones con efectivo prohibidas por el artículo 32 (Art. 53, fracc. VII), conforme al artículo 54, fracción III, va de 10,000 a 65,000 UMA (aproximadamente $1,173,100 a $7,625,150 MXN en 2026), o del 10% al 100% del valor del acto u operación cuando éste sea cuantificable en dinero — lo que resulte MAYOR. En actos notariales de alto valor (transmisiones de inmuebles, constitución de sociedades con capital elevado), el porcentaje sobre el valor del acto puede superar ampliamente el tope en UMA.</w:t>
+        <w:t xml:space="preserve">La multa general por omisión de avisos (Art. 53, fracc. VI) o por participar en operaciones con efectivo prohibidas por el artículo 32 (Art. 53, fracc. VII), conforme al artículo 54, fracción III, va de 10,000 a 65,000 UMA (aproximadamente $1,173,100 a $7,624,150 MXN en 2026), o del 10% al 100% del valor del acto u operación cuando éste sea cuantificable en dinero — lo que resulte MAYOR. En actos notariales de alto valor (transmisiones de inmuebles, constitución de sociedades con capital elevado), el porcentaje sobre el valor del acto puede superar ampliamente el tope en UMA.</w:t>
       </w:r>
     </w:p>
     <w:p>
@@ -1262,7 +1262,7 @@
           <w:sz w:val="21"/>
           <w:szCs w:val="21"/>
         </w:rPr>
-        <w:t xml:space="preserve">Con base en el análisis anterior, la Notaría se encuentra sujeta a las obligaciones de la LFPIORPI en la Fracción XII, Apartado A del artículo 17, respecto de los incisos [listar incisos aplicables conforme al volumen real de actos de la notaría], y deberá cumplir con la totalidad de las obligaciones establecidas en los artículos 17 al 24, así como con las obligaciones específicas de identificación de beneficiario controlador introducidas por la reforma de julio 2025. El incumplimiento puede resultar en sanciones económicas de hasta $7,625,150 MXN por infracción (o hasta el 100% del valor del acto si este monto es mayor), así como en el inicio de un procedimiento sancionador ante la autoridad estatal competente sobre la fe pública conforme al artículo 58, con las consecuencias que determine la Ley del Notariado aplicable.</w:t>
+        <w:t xml:space="preserve">Con base en el análisis anterior, la Notaría se encuentra sujeta a las obligaciones de la LFPIORPI en la Fracción XII, Apartado A del artículo 17, respecto de los incisos [listar incisos aplicables conforme al volumen real de actos de la notaría], y deberá cumplir con la totalidad de las obligaciones establecidas en los artículos 17 al 24, así como con las obligaciones específicas de identificación de beneficiario controlador introducidas por la reforma de julio 2025. El incumplimiento puede resultar en sanciones económicas de hasta $7,624,150 MXN por infracción (o hasta el 100% del valor del acto si este monto es mayor), así como en el inicio de un procedimiento sancionador ante la autoridad estatal competente sobre la fe pública conforme al artículo 58, con las consecuencias que determine la Ley del Notariado aplicable.</w:t>
       </w:r>
     </w:p>
     <w:p/>

--- a/plantillas/notarial/D1-NOT_Dictamen_Sujecion_Normativa_v1.docx
+++ b/plantillas/notarial/D1-NOT_Dictamen_Sujecion_Normativa_v1.docx
@@ -1230,7 +1230,7 @@
           <w:sz w:val="21"/>
           <w:szCs w:val="21"/>
         </w:rPr>
-        <w:t xml:space="preserve">La multa general por omisión de avisos (Art. 53, fracc. VI) o por participar en operaciones con efectivo prohibidas por el artículo 32 (Art. 53, fracc. VII), conforme al artículo 54, fracción III, va de 10,000 a 65,000 UMA (aproximadamente $1,173,100 a $7,624,150 MXN en 2026), o del 10% al 100% del valor del acto u operación cuando éste sea cuantificable en dinero — lo que resulte MAYOR. En actos notariales de alto valor (transmisiones de inmuebles, constitución de sociedades con capital elevado), el porcentaje sobre el valor del acto puede superar ampliamente el tope en UMA.</w:t>
+        <w:t xml:space="preserve">La multa general por omisión de avisos (Art. 53, fracc. VI) o por participar en operaciones con efectivo prohibidas por el artículo 32 (Art. 53, fracc. VII), conforme al artículo 54, fracción III, va de 10,000 a 65,000 UMA (aproximadamente $1,173,100 a $7,625,150 MXN en 2026), o del 10% al 100% del valor del acto u operación cuando éste sea cuantificable en dinero — lo que resulte MAYOR. En actos notariales de alto valor (transmisiones de inmuebles, constitución de sociedades con capital elevado), el porcentaje sobre el valor del acto puede superar ampliamente el tope en UMA.</w:t>
       </w:r>
     </w:p>
     <w:p>
@@ -1262,7 +1262,7 @@
           <w:sz w:val="21"/>
           <w:szCs w:val="21"/>
         </w:rPr>
-        <w:t xml:space="preserve">Con base en el análisis anterior, la Notaría se encuentra sujeta a las obligaciones de la LFPIORPI en la Fracción XII, Apartado A del artículo 17, respecto de los incisos [listar incisos aplicables conforme al volumen real de actos de la notaría], y deberá cumplir con la totalidad de las obligaciones establecidas en los artículos 17 al 24, así como con las obligaciones específicas de identificación de beneficiario controlador introducidas por la reforma de julio 2025. El incumplimiento puede resultar en sanciones económicas de hasta $7,624,150 MXN por infracción (o hasta el 100% del valor del acto si este monto es mayor), así como en el inicio de un procedimiento sancionador ante la autoridad estatal competente sobre la fe pública conforme al artículo 58, con las consecuencias que determine la Ley del Notariado aplicable.</w:t>
+        <w:t xml:space="preserve">Con base en el análisis anterior, la Notaría se encuentra sujeta a las obligaciones de la LFPIORPI en la Fracción XII, Apartado A del artículo 17, respecto de los incisos [listar incisos aplicables conforme al volumen real de actos de la notaría], y deberá cumplir con la totalidad de las obligaciones establecidas en los artículos 17 al 24, así como con las obligaciones específicas de identificación de beneficiario controlador introducidas por la reforma de julio 2025. El incumplimiento puede resultar en sanciones económicas de hasta $7,625,150 MXN por infracción (o hasta el 100% del valor del acto si este monto es mayor), así como en el inicio de un procedimiento sancionador ante la autoridad estatal competente sobre la fe pública conforme al artículo 58, con las consecuencias que determine la Ley del Notariado aplicable.</w:t>
       </w:r>
     </w:p>
     <w:p/>
